--- a/project/documents/reportletters/appfiledFp.docx
+++ b/project/documents/reportletters/appfiledFp.docx
@@ -4,122 +4,104 @@
   <w:body>
     <w:p>
       <w:pPr>
-        <w:tabs>
-          <w:tab w:val="right" w:pos="9360"/>
-        </w:tabs>
-        <w:rPr>
-          <w:sz w:val="20"/>
-          <w:szCs w:val="20"/>
-        </w:rPr>
-      </w:pPr>
-      <w:r>
-        <w:rPr>
-          <w:b/>
-          <w:bCs/>
-          <w:sz w:val="20"/>
-          <w:szCs w:val="20"/>
-        </w:rPr>
-        <w:t>&lt;&lt;WAName&gt;&gt; &lt;&lt;WAPhone&gt;&gt; - Direct Dial</w:t>
-      </w:r>
-      <w:r>
-        <w:rPr>
-          <w:b/>
-          <w:bCs/>
-          <w:sz w:val="20"/>
-          <w:szCs w:val="20"/>
-        </w:rPr>
-        <w:tab/>
-        <w:t>&lt;&lt;paraName&gt;&gt; &lt;&lt;paraPhone&gt;&gt; - Direct Dial</w:t>
-      </w:r>
-    </w:p>
-    <w:p>
-      <w:pPr>
-        <w:tabs>
-          <w:tab w:val="right" w:pos="9360"/>
-        </w:tabs>
-      </w:pPr>
-      <w:r>
-        <w:rPr>
-          <w:b/>
-          <w:bCs/>
-          <w:sz w:val="20"/>
-          <w:szCs w:val="20"/>
-        </w:rPr>
-        <w:t>&lt;&lt;WAEmail&gt;&gt;</w:t>
-      </w:r>
-      <w:r>
-        <w:rPr>
-          <w:b/>
-          <w:bCs/>
-          <w:sz w:val="20"/>
-          <w:szCs w:val="20"/>
-        </w:rPr>
-        <w:tab/>
-        <w:t>&lt;&lt;paraEmail&gt;&gt;</w:t>
-      </w:r>
-    </w:p>
-    <w:p>
-      <w:pPr>
-        <w:rPr>
-          <w:b/>
-          <w:bCs/>
-        </w:rPr>
-      </w:pPr>
-    </w:p>
-    <w:p>
-      <w:r>
-        <w:t>&lt;&lt;currentDate&gt;&gt;</w:t>
-      </w:r>
-    </w:p>
-    <w:p/>
-    <w:p>
-      <w:pPr>
-        <w:tabs>
-          <w:tab w:val="left" w:pos="-1440"/>
-        </w:tabs>
-      </w:pPr>
-      <w:r>
-        <w:t>&lt;&lt;recipient&gt;&gt;</w:t>
-      </w:r>
-    </w:p>
-    <w:p>
-      <w:pPr>
-        <w:tabs>
-          <w:tab w:val="left" w:pos="-1440"/>
-        </w:tabs>
-      </w:pPr>
-      <w:r>
-        <w:t>&lt;&lt;corrContactTitle&gt;&gt;</w:t>
-      </w:r>
-    </w:p>
-    <w:p>
-      <w:pPr>
-        <w:tabs>
-          <w:tab w:val="left" w:pos="-1440"/>
-        </w:tabs>
-      </w:pPr>
-      <w:r>
-        <w:t>&lt;&lt;orgName&gt;&gt;</w:t>
-      </w:r>
-    </w:p>
-    <w:p>
-      <w:pPr>
-        <w:tabs>
-          <w:tab w:val="right" w:pos="9360"/>
-        </w:tabs>
-      </w:pPr>
-      <w:r>
-        <w:t>&lt;&lt;workAddr&gt;&gt;</w:t>
-      </w:r>
-    </w:p>
-    <w:p>
-      <w:pPr>
-        <w:tabs>
-          <w:tab w:val="right" w:pos="9360"/>
-        </w:tabs>
-      </w:pPr>
-      <w:r>
-        <w:t>&lt;&lt;CSZ&gt;&gt;</w:t>
+        <w:pStyle w:val="NormalWeb"/>
+        <w:spacing w:before="0" w:beforeAutospacing="0" w:after="0" w:afterAutospacing="0"/>
+      </w:pPr>
+      <w:r>
+        <w:t xml:space="preserve">Subject line: &lt;&lt;orgName&gt;&gt;: &lt;&lt;clientRefNo&gt;&gt; / SLW Ref: &lt;&lt;matterNo&gt;&gt; / </w:t>
+      </w:r>
+      <w:r>
+        <w:t>SLW</w:t>
+      </w:r>
+      <w:r>
+        <w:t xml:space="preserve"> Report Out: Issue Fee </w:t>
+      </w:r>
+      <w:proofErr w:type="gramStart"/>
+      <w:r>
+        <w:t>filed</w:t>
+      </w:r>
+      <w:proofErr w:type="gramEnd"/>
+    </w:p>
+    <w:p>
+      <w:pPr>
+        <w:pStyle w:val="NormalWeb"/>
+        <w:spacing w:before="0" w:beforeAutospacing="0" w:after="0" w:afterAutospacing="0"/>
+      </w:pPr>
+    </w:p>
+    <w:p>
+      <w:pPr>
+        <w:pStyle w:val="NormalWeb"/>
+        <w:spacing w:before="0" w:beforeAutospacing="0" w:after="0" w:afterAutospacing="0"/>
+      </w:pPr>
+    </w:p>
+    <w:p>
+      <w:pPr>
+        <w:pStyle w:val="NormalWeb"/>
+        <w:spacing w:before="0" w:beforeAutospacing="0" w:after="0" w:afterAutospacing="0"/>
+      </w:pPr>
+    </w:p>
+    <w:p>
+      <w:pPr>
+        <w:pStyle w:val="NormalWeb"/>
+        <w:spacing w:before="0" w:beforeAutospacing="0" w:after="0" w:afterAutospacing="0"/>
+      </w:pPr>
+      <w:r>
+        <w:t>Body:</w:t>
+      </w:r>
+    </w:p>
+    <w:p>
+      <w:pPr>
+        <w:pStyle w:val="NormalWeb"/>
+        <w:spacing w:before="0" w:beforeAutospacing="0" w:after="0" w:afterAutospacing="0"/>
+      </w:pPr>
+    </w:p>
+    <w:p>
+      <w:pPr>
+        <w:pStyle w:val="NormalWeb"/>
+        <w:spacing w:before="0" w:beforeAutospacing="0" w:after="0" w:afterAutospacing="0"/>
+      </w:pPr>
+      <w:r>
+        <w:t>&lt;&lt;This.upperFirmName&gt;&gt;</w:t>
+      </w:r>
+    </w:p>
+    <w:p>
+      <w:pPr>
+        <w:pStyle w:val="NormalWeb"/>
+        <w:spacing w:before="0" w:beforeAutospacing="0" w:after="0" w:afterAutospacing="0"/>
+      </w:pPr>
+    </w:p>
+    <w:p>
+      <w:pPr>
+        <w:pStyle w:val="NormalWeb"/>
+        <w:spacing w:before="0" w:beforeAutospacing="0" w:after="0" w:afterAutospacing="0"/>
+      </w:pPr>
+      <w:r>
+        <w:t>&lt;&lt;This.WAName&gt;&gt; &lt;&lt;This.WAPhone&gt;</w:t>
+      </w:r>
+      <w:proofErr w:type="gramStart"/>
+      <w:r>
+        <w:t>&gt;  &lt;&lt;This.WAEmail</w:t>
+      </w:r>
+      <w:proofErr w:type="gramEnd"/>
+      <w:r>
+        <w:t>&gt;&gt;</w:t>
+      </w:r>
+    </w:p>
+    <w:p>
+      <w:pPr>
+        <w:pStyle w:val="NormalWeb"/>
+        <w:spacing w:before="0" w:beforeAutospacing="0" w:after="0" w:afterAutospacing="0"/>
+      </w:pPr>
+      <w:r>
+        <w:t>&lt;&lt;This.paraName&gt;&gt; &lt;&lt;This.paraPhone&gt;</w:t>
+      </w:r>
+      <w:proofErr w:type="gramStart"/>
+      <w:r>
+        <w:t>&gt;  &lt;&lt;This.paraEmail</w:t>
+      </w:r>
+      <w:proofErr w:type="gramEnd"/>
+      <w:r>
+        <w:t>&gt;&gt;</w:t>
       </w:r>
     </w:p>
     <w:p>
@@ -192,21 +174,11 @@
         </w:rPr>
         <w:tab/>
       </w:r>
-      <w:smartTag w:uri="urn:schemas-microsoft-com:office:smarttags" w:element="country-region">
-        <w:smartTag w:uri="urn:schemas-microsoft-com:office:smarttags" w:element="place">
-          <w:r>
-            <w:rPr>
-              <w:noProof/>
-            </w:rPr>
-            <w:t>U.S.</w:t>
-          </w:r>
-        </w:smartTag>
-      </w:smartTag>
-      <w:r>
-        <w:rPr>
-          <w:noProof/>
-        </w:rPr>
-        <w:t xml:space="preserve"> Patent Application Serial No.: &lt;&lt;serialNo&gt;&gt;</w:t>
+      <w:r>
+        <w:rPr>
+          <w:noProof/>
+        </w:rPr>
+        <w:t>Patent Application Serial No.: &lt;&lt;This.serialNo&gt;&gt;, filed &lt;&lt;This.filedDate&gt;&gt;</w:t>
       </w:r>
     </w:p>
     <w:p>
@@ -231,26 +203,12 @@
           <w:noProof/>
         </w:rPr>
       </w:pPr>
-    </w:p>
-    <w:p>
-      <w:pPr>
-        <w:rPr>
-          <w:noProof/>
-        </w:rPr>
-      </w:pPr>
-      <w:r>
-        <w:rPr>
-          <w:noProof/>
-        </w:rPr>
-        <w:t>Dear &lt;&lt;salutation&gt;&gt;:</w:t>
-      </w:r>
-    </w:p>
-    <w:p>
-      <w:pPr>
-        <w:rPr>
-          <w:noProof/>
-        </w:rPr>
-      </w:pPr>
+      <w:r>
+        <w:rPr>
+          <w:noProof/>
+        </w:rPr>
+        <w:t>&lt;&lt;salutation&gt;&gt;</w:t>
+      </w:r>
     </w:p>
     <w:p>
       <w:pPr>
@@ -262,7 +220,15 @@
         <w:t xml:space="preserve">The following represents </w:t>
       </w:r>
       <w:r>
-        <w:t>new activity on the above mentioned matter.</w:t>
+        <w:t xml:space="preserve">new activity on the </w:t>
+      </w:r>
+      <w:proofErr w:type="gramStart"/>
+      <w:r>
+        <w:t>above mentioned</w:t>
+      </w:r>
+      <w:proofErr w:type="gramEnd"/>
+      <w:r>
+        <w:t xml:space="preserve"> matter.</w:t>
       </w:r>
       <w:r>
         <w:t xml:space="preserve"> </w:t>
@@ -470,126 +436,6 @@
         <w:t>.</w:t>
       </w:r>
     </w:p>
-    <w:p>
-      <w:pPr>
-        <w:widowControl/>
-        <w:rPr>
-          <w:noProof/>
-        </w:rPr>
-      </w:pPr>
-    </w:p>
-    <w:p>
-      <w:pPr>
-        <w:widowControl/>
-        <w:rPr>
-          <w:noProof/>
-        </w:rPr>
-      </w:pPr>
-      <w:r>
-        <w:rPr>
-          <w:noProof/>
-        </w:rPr>
-        <w:t>Sincerely,</w:t>
-      </w:r>
-    </w:p>
-    <w:p>
-      <w:pPr>
-        <w:widowControl/>
-      </w:pPr>
-    </w:p>
-    <w:p>
-      <w:pPr>
-        <w:widowControl/>
-      </w:pPr>
-    </w:p>
-    <w:p>
-      <w:pPr>
-        <w:pStyle w:val="Header"/>
-        <w:tabs>
-          <w:tab w:val="clear" w:pos="4320"/>
-          <w:tab w:val="clear" w:pos="8640"/>
-        </w:tabs>
-        <w:rPr>
-          <w:rFonts w:ascii="Times New Roman" w:hAnsi="Times New Roman"/>
-        </w:rPr>
-      </w:pPr>
-      <w:r>
-        <w:rPr>
-          <w:rFonts w:ascii="Times New Roman" w:hAnsi="Times New Roman"/>
-        </w:rPr>
-        <w:t>&lt;&lt;</w:t>
-      </w:r>
-      <w:r>
-        <w:rPr>
-          <w:rFonts w:ascii="Times New Roman" w:hAnsi="Times New Roman"/>
-        </w:rPr>
-        <w:t>cmg</w:t>
-      </w:r>
-      <w:r>
-        <w:rPr>
-          <w:rFonts w:ascii="Times New Roman" w:hAnsi="Times New Roman"/>
-        </w:rPr>
-        <w:t>Name&gt;&gt;</w:t>
-      </w:r>
-    </w:p>
-    <w:p>
-      <w:pPr>
-        <w:rPr>
-          <w:noProof/>
-        </w:rPr>
-      </w:pPr>
-    </w:p>
-    <w:p>
-      <w:pPr>
-        <w:widowControl/>
-      </w:pPr>
-      <w:r>
-        <w:t>&lt;&lt;enclosures&gt;&gt;</w:t>
-      </w:r>
-    </w:p>
-    <w:p>
-      <w:pPr>
-        <w:widowControl/>
-      </w:pPr>
-    </w:p>
-    <w:tbl>
-      <w:tblPr>
-        <w:tblW w:w="0" w:type="auto"/>
-        <w:tblLook w:val="0000" w:firstRow="0" w:lastRow="0" w:firstColumn="0" w:lastColumn="0" w:noHBand="0" w:noVBand="0"/>
-      </w:tblPr>
-      <w:tblGrid>
-        <w:gridCol w:w="1458"/>
-        <w:gridCol w:w="8118"/>
-      </w:tblGrid>
-      <w:tr>
-        <w:tc>
-          <w:tcPr>
-            <w:tcW w:w="1458" w:type="dxa"/>
-          </w:tcPr>
-          <w:p>
-            <w:pPr>
-              <w:widowControl/>
-            </w:pPr>
-            <w:r>
-              <w:t>&lt;&lt;ccTag&gt;&gt;</w:t>
-            </w:r>
-          </w:p>
-        </w:tc>
-        <w:tc>
-          <w:tcPr>
-            <w:tcW w:w="8118" w:type="dxa"/>
-          </w:tcPr>
-          <w:p>
-            <w:pPr>
-              <w:widowControl/>
-            </w:pPr>
-            <w:r>
-              <w:t>&lt;&lt;ccName&gt;&gt;</w:t>
-            </w:r>
-          </w:p>
-        </w:tc>
-      </w:tr>
-    </w:tbl>
     <w:p>
       <w:pPr>
         <w:widowControl/>
@@ -994,6 +840,7 @@
     <w:lsdException w:name="Subtitle" w:qFormat="1"/>
     <w:lsdException w:name="Strong" w:qFormat="1"/>
     <w:lsdException w:name="Emphasis" w:qFormat="1"/>
+    <w:lsdException w:name="Normal (Web)" w:uiPriority="99"/>
     <w:lsdException w:name="Normal Table" w:semiHidden="1" w:unhideWhenUsed="1"/>
     <w:lsdException w:name="Table Simple 1" w:semiHidden="1" w:unhideWhenUsed="1"/>
     <w:lsdException w:name="Table Simple 2" w:semiHidden="1" w:unhideWhenUsed="1"/>
@@ -1314,7 +1161,6 @@
   <w:style w:type="character" w:default="1" w:styleId="DefaultParagraphFont">
     <w:name w:val="Default Paragraph Font"/>
     <w:uiPriority w:val="1"/>
-    <w:semiHidden/>
     <w:unhideWhenUsed/>
   </w:style>
   <w:style w:type="table" w:default="1" w:styleId="TableNormal">
@@ -1418,6 +1264,25 @@
       <w:rFonts w:ascii="Tahoma" w:hAnsi="Tahoma" w:cs="Tahoma"/>
       <w:sz w:val="20"/>
       <w:szCs w:val="20"/>
+    </w:rPr>
+  </w:style>
+  <w:style w:type="paragraph" w:styleId="NormalWeb">
+    <w:name w:val="Normal (Web)"/>
+    <w:basedOn w:val="Normal"/>
+    <w:uiPriority w:val="99"/>
+    <w:unhideWhenUsed/>
+    <w:rsid w:val="003B201F"/>
+    <w:pPr>
+      <w:widowControl/>
+      <w:autoSpaceDE/>
+      <w:autoSpaceDN/>
+      <w:adjustRightInd/>
+      <w:spacing w:before="100" w:beforeAutospacing="1" w:after="100" w:afterAutospacing="1"/>
+    </w:pPr>
+    <w:rPr>
+      <w:rFonts w:ascii="Calibri" w:eastAsia="Calibri" w:hAnsi="Calibri" w:cs="Calibri"/>
+      <w:sz w:val="22"/>
+      <w:szCs w:val="22"/>
     </w:rPr>
   </w:style>
 </w:styles>

--- a/project/documents/reportletters/appfiledFp.docx
+++ b/project/documents/reportletters/appfiledFp.docx
@@ -14,13 +14,11 @@
         <w:t>SLW</w:t>
       </w:r>
       <w:r>
-        <w:t xml:space="preserve"> Report Out: Issue Fee </w:t>
-      </w:r>
-      <w:proofErr w:type="gramStart"/>
-      <w:r>
-        <w:t>filed</w:t>
-      </w:r>
-      <w:proofErr w:type="gramEnd"/>
+        <w:t xml:space="preserve"> Report Out: </w:t>
+      </w:r>
+      <w:r>
+        <w:t>&lt;&lt;activityname&gt;&gt;</w:t>
+      </w:r>
     </w:p>
     <w:p>
       <w:pPr>
@@ -1161,6 +1159,7 @@
   <w:style w:type="character" w:default="1" w:styleId="DefaultParagraphFont">
     <w:name w:val="Default Paragraph Font"/>
     <w:uiPriority w:val="1"/>
+    <w:semiHidden/>
     <w:unhideWhenUsed/>
   </w:style>
   <w:style w:type="table" w:default="1" w:styleId="TableNormal">

--- a/project/documents/reportletters/appfiledFp.docx
+++ b/project/documents/reportletters/appfiledFp.docx
@@ -1,6 +1,6 @@
 
 <file path=word/document.xml><?xml version="1.0" encoding="utf-8"?>
-<w:document xmlns:wpc="http://schemas.microsoft.com/office/word/2010/wordprocessingCanvas" xmlns:cx="http://schemas.microsoft.com/office/drawing/2014/chartex" xmlns:cx1="http://schemas.microsoft.com/office/drawing/2015/9/8/chartex" xmlns:cx2="http://schemas.microsoft.com/office/drawing/2015/10/21/chartex" xmlns:cx3="http://schemas.microsoft.com/office/drawing/2016/5/9/chartex" xmlns:cx4="http://schemas.microsoft.com/office/drawing/2016/5/10/chartex" xmlns:cx5="http://schemas.microsoft.com/office/drawing/2016/5/11/chartex" xmlns:cx6="http://schemas.microsoft.com/office/drawing/2016/5/12/chartex" xmlns:cx7="http://schemas.microsoft.com/office/drawing/2016/5/13/chartex" xmlns:cx8="http://schemas.microsoft.com/office/drawing/2016/5/14/chartex" xmlns:mc="http://schemas.openxmlformats.org/markup-compatibility/2006" xmlns:aink="http://schemas.microsoft.com/office/drawing/2016/ink" xmlns:am3d="http://schemas.microsoft.com/office/drawing/2017/model3d" xmlns:o="urn:schemas-microsoft-com:office:office" xmlns:oel="http://schemas.microsoft.com/office/2019/extlst" xmlns:r="http://schemas.openxmlformats.org/officeDocument/2006/relationships" xmlns:m="http://schemas.openxmlformats.org/officeDocument/2006/math" xmlns:v="urn:schemas-microsoft-com:vml" xmlns:wp14="http://schemas.microsoft.com/office/word/2010/wordprocessingDrawing" xmlns:wp="http://schemas.openxmlformats.org/drawingml/2006/wordprocessingDrawing" xmlns:w10="urn:schemas-microsoft-com:office:word" xmlns:w="http://schemas.openxmlformats.org/wordprocessingml/2006/main" xmlns:w14="http://schemas.microsoft.com/office/word/2010/wordml" xmlns:w15="http://schemas.microsoft.com/office/word/2012/wordml" xmlns:w16cex="http://schemas.microsoft.com/office/word/2018/wordml/cex" xmlns:w16cid="http://schemas.microsoft.com/office/word/2016/wordml/cid" xmlns:w16="http://schemas.microsoft.com/office/word/2018/wordml" xmlns:w16sdtdh="http://schemas.microsoft.com/office/word/2020/wordml/sdtdatahash" xmlns:w16se="http://schemas.microsoft.com/office/word/2015/wordml/symex" xmlns:wpg="http://schemas.microsoft.com/office/word/2010/wordprocessingGroup" xmlns:wpi="http://schemas.microsoft.com/office/word/2010/wordprocessingInk" xmlns:wne="http://schemas.microsoft.com/office/word/2006/wordml" xmlns:wps="http://schemas.microsoft.com/office/word/2010/wordprocessingShape" mc:Ignorable="w14 w15 w16se w16cid w16 w16cex w16sdtdh wp14">
+<w:document xmlns:wpc="http://schemas.microsoft.com/office/word/2010/wordprocessingCanvas" xmlns:cx="http://schemas.microsoft.com/office/drawing/2014/chartex" xmlns:cx1="http://schemas.microsoft.com/office/drawing/2015/9/8/chartex" xmlns:cx2="http://schemas.microsoft.com/office/drawing/2015/10/21/chartex" xmlns:cx3="http://schemas.microsoft.com/office/drawing/2016/5/9/chartex" xmlns:cx4="http://schemas.microsoft.com/office/drawing/2016/5/10/chartex" xmlns:cx5="http://schemas.microsoft.com/office/drawing/2016/5/11/chartex" xmlns:cx6="http://schemas.microsoft.com/office/drawing/2016/5/12/chartex" xmlns:cx7="http://schemas.microsoft.com/office/drawing/2016/5/13/chartex" xmlns:cx8="http://schemas.microsoft.com/office/drawing/2016/5/14/chartex" xmlns:mc="http://schemas.openxmlformats.org/markup-compatibility/2006" xmlns:aink="http://schemas.microsoft.com/office/drawing/2016/ink" xmlns:am3d="http://schemas.microsoft.com/office/drawing/2017/model3d" xmlns:o="urn:schemas-microsoft-com:office:office" xmlns:oel="http://schemas.microsoft.com/office/2019/extlst" xmlns:r="http://schemas.openxmlformats.org/officeDocument/2006/relationships" xmlns:m="http://schemas.openxmlformats.org/officeDocument/2006/math" xmlns:v="urn:schemas-microsoft-com:vml" xmlns:wp14="http://schemas.microsoft.com/office/word/2010/wordprocessingDrawing" xmlns:wp="http://schemas.openxmlformats.org/drawingml/2006/wordprocessingDrawing" xmlns:w10="urn:schemas-microsoft-com:office:word" xmlns:w="http://schemas.openxmlformats.org/wordprocessingml/2006/main" xmlns:w14="http://schemas.microsoft.com/office/word/2010/wordml" xmlns:w15="http://schemas.microsoft.com/office/word/2012/wordml" xmlns:w16cex="http://schemas.microsoft.com/office/word/2018/wordml/cex" xmlns:w16cid="http://schemas.microsoft.com/office/word/2016/wordml/cid" xmlns:w16="http://schemas.microsoft.com/office/word/2018/wordml" xmlns:w16du="http://schemas.microsoft.com/office/word/2023/wordml/word16du" xmlns:w16sdtdh="http://schemas.microsoft.com/office/word/2020/wordml/sdtdatahash" xmlns:w16sdtfl="http://schemas.microsoft.com/office/word/2024/wordml/sdtformatlock" xmlns:w16se="http://schemas.microsoft.com/office/word/2015/wordml/symex" xmlns:wpg="http://schemas.microsoft.com/office/word/2010/wordprocessingGroup" xmlns:wpi="http://schemas.microsoft.com/office/word/2010/wordprocessingInk" xmlns:wne="http://schemas.microsoft.com/office/word/2006/wordml" xmlns:wps="http://schemas.microsoft.com/office/word/2010/wordprocessingShape" mc:Ignorable="w14 w15 w16se w16cid w16 w16cex w16sdtdh w16sdtfl w16du wp14">
   <w:body>
     <w:p>
       <w:pPr>
@@ -74,15 +74,7 @@
         <w:spacing w:before="0" w:beforeAutospacing="0" w:after="0" w:afterAutospacing="0"/>
       </w:pPr>
       <w:r>
-        <w:t>&lt;&lt;This.WAName&gt;&gt; &lt;&lt;This.WAPhone&gt;</w:t>
-      </w:r>
-      <w:proofErr w:type="gramStart"/>
-      <w:r>
-        <w:t>&gt;  &lt;&lt;This.WAEmail</w:t>
-      </w:r>
-      <w:proofErr w:type="gramEnd"/>
-      <w:r>
-        <w:t>&gt;&gt;</w:t>
+        <w:t>&lt;&lt;This.WAName&gt;&gt; &lt;&lt;This.WAPhone&gt;&gt;  &lt;&lt;This.WAEmail&gt;&gt;</w:t>
       </w:r>
     </w:p>
     <w:p>
@@ -91,15 +83,7 @@
         <w:spacing w:before="0" w:beforeAutospacing="0" w:after="0" w:afterAutospacing="0"/>
       </w:pPr>
       <w:r>
-        <w:t>&lt;&lt;This.paraName&gt;&gt; &lt;&lt;This.paraPhone&gt;</w:t>
-      </w:r>
-      <w:proofErr w:type="gramStart"/>
-      <w:r>
-        <w:t>&gt;  &lt;&lt;This.paraEmail</w:t>
-      </w:r>
-      <w:proofErr w:type="gramEnd"/>
-      <w:r>
-        <w:t>&gt;&gt;</w:t>
+        <w:t>&lt;&lt;This.paraName&gt;&gt; &lt;&lt;This.paraPhone&gt;&gt;  &lt;&lt;This.paraEmail&gt;&gt;</w:t>
       </w:r>
     </w:p>
     <w:p>
@@ -218,15 +202,7 @@
         <w:t xml:space="preserve">The following represents </w:t>
       </w:r>
       <w:r>
-        <w:t xml:space="preserve">new activity on the </w:t>
-      </w:r>
-      <w:proofErr w:type="gramStart"/>
-      <w:r>
-        <w:t>above mentioned</w:t>
-      </w:r>
-      <w:proofErr w:type="gramEnd"/>
-      <w:r>
-        <w:t xml:space="preserve"> matter.</w:t>
+        <w:t>new activity on the above mentioned matter.</w:t>
       </w:r>
       <w:r>
         <w:t xml:space="preserve"> </w:t>
@@ -292,13 +268,7 @@
         <w:rPr>
           <w:noProof/>
         </w:rPr>
-        <w:t>ACTION REQUIRED:</w:t>
-      </w:r>
-      <w:r>
-        <w:rPr>
-          <w:noProof/>
-        </w:rPr>
-        <w:t xml:space="preserve">  &lt;&lt;actionText&gt;&gt;</w:t>
+        <w:t>&lt;&lt;actionText&gt;&gt;</w:t>
       </w:r>
     </w:p>
     <w:p>
@@ -516,7 +486,7 @@
 </file>
 
 <file path=word/endnotes.xml><?xml version="1.0" encoding="utf-8"?>
-<w:endnotes xmlns:wpc="http://schemas.microsoft.com/office/word/2010/wordprocessingCanvas" xmlns:cx="http://schemas.microsoft.com/office/drawing/2014/chartex" xmlns:cx1="http://schemas.microsoft.com/office/drawing/2015/9/8/chartex" xmlns:cx2="http://schemas.microsoft.com/office/drawing/2015/10/21/chartex" xmlns:cx3="http://schemas.microsoft.com/office/drawing/2016/5/9/chartex" xmlns:cx4="http://schemas.microsoft.com/office/drawing/2016/5/10/chartex" xmlns:cx5="http://schemas.microsoft.com/office/drawing/2016/5/11/chartex" xmlns:cx6="http://schemas.microsoft.com/office/drawing/2016/5/12/chartex" xmlns:cx7="http://schemas.microsoft.com/office/drawing/2016/5/13/chartex" xmlns:cx8="http://schemas.microsoft.com/office/drawing/2016/5/14/chartex" xmlns:mc="http://schemas.openxmlformats.org/markup-compatibility/2006" xmlns:aink="http://schemas.microsoft.com/office/drawing/2016/ink" xmlns:am3d="http://schemas.microsoft.com/office/drawing/2017/model3d" xmlns:o="urn:schemas-microsoft-com:office:office" xmlns:oel="http://schemas.microsoft.com/office/2019/extlst" xmlns:r="http://schemas.openxmlformats.org/officeDocument/2006/relationships" xmlns:m="http://schemas.openxmlformats.org/officeDocument/2006/math" xmlns:v="urn:schemas-microsoft-com:vml" xmlns:wp14="http://schemas.microsoft.com/office/word/2010/wordprocessingDrawing" xmlns:wp="http://schemas.openxmlformats.org/drawingml/2006/wordprocessingDrawing" xmlns:w10="urn:schemas-microsoft-com:office:word" xmlns:w="http://schemas.openxmlformats.org/wordprocessingml/2006/main" xmlns:w14="http://schemas.microsoft.com/office/word/2010/wordml" xmlns:w15="http://schemas.microsoft.com/office/word/2012/wordml" xmlns:w16cex="http://schemas.microsoft.com/office/word/2018/wordml/cex" xmlns:w16cid="http://schemas.microsoft.com/office/word/2016/wordml/cid" xmlns:w16="http://schemas.microsoft.com/office/word/2018/wordml" xmlns:w16sdtdh="http://schemas.microsoft.com/office/word/2020/wordml/sdtdatahash" xmlns:w16se="http://schemas.microsoft.com/office/word/2015/wordml/symex" xmlns:wpg="http://schemas.microsoft.com/office/word/2010/wordprocessingGroup" xmlns:wpi="http://schemas.microsoft.com/office/word/2010/wordprocessingInk" xmlns:wne="http://schemas.microsoft.com/office/word/2006/wordml" xmlns:wps="http://schemas.microsoft.com/office/word/2010/wordprocessingShape" mc:Ignorable="w14 w15 w16se w16cid w16 w16cex w16sdtdh wp14">
+<w:endnotes xmlns:wpc="http://schemas.microsoft.com/office/word/2010/wordprocessingCanvas" xmlns:cx="http://schemas.microsoft.com/office/drawing/2014/chartex" xmlns:cx1="http://schemas.microsoft.com/office/drawing/2015/9/8/chartex" xmlns:cx2="http://schemas.microsoft.com/office/drawing/2015/10/21/chartex" xmlns:cx3="http://schemas.microsoft.com/office/drawing/2016/5/9/chartex" xmlns:cx4="http://schemas.microsoft.com/office/drawing/2016/5/10/chartex" xmlns:cx5="http://schemas.microsoft.com/office/drawing/2016/5/11/chartex" xmlns:cx6="http://schemas.microsoft.com/office/drawing/2016/5/12/chartex" xmlns:cx7="http://schemas.microsoft.com/office/drawing/2016/5/13/chartex" xmlns:cx8="http://schemas.microsoft.com/office/drawing/2016/5/14/chartex" xmlns:mc="http://schemas.openxmlformats.org/markup-compatibility/2006" xmlns:aink="http://schemas.microsoft.com/office/drawing/2016/ink" xmlns:am3d="http://schemas.microsoft.com/office/drawing/2017/model3d" xmlns:o="urn:schemas-microsoft-com:office:office" xmlns:oel="http://schemas.microsoft.com/office/2019/extlst" xmlns:r="http://schemas.openxmlformats.org/officeDocument/2006/relationships" xmlns:m="http://schemas.openxmlformats.org/officeDocument/2006/math" xmlns:v="urn:schemas-microsoft-com:vml" xmlns:wp14="http://schemas.microsoft.com/office/word/2010/wordprocessingDrawing" xmlns:wp="http://schemas.openxmlformats.org/drawingml/2006/wordprocessingDrawing" xmlns:w10="urn:schemas-microsoft-com:office:word" xmlns:w="http://schemas.openxmlformats.org/wordprocessingml/2006/main" xmlns:w14="http://schemas.microsoft.com/office/word/2010/wordml" xmlns:w15="http://schemas.microsoft.com/office/word/2012/wordml" xmlns:w16cex="http://schemas.microsoft.com/office/word/2018/wordml/cex" xmlns:w16cid="http://schemas.microsoft.com/office/word/2016/wordml/cid" xmlns:w16="http://schemas.microsoft.com/office/word/2018/wordml" xmlns:w16du="http://schemas.microsoft.com/office/word/2023/wordml/word16du" xmlns:w16sdtdh="http://schemas.microsoft.com/office/word/2020/wordml/sdtdatahash" xmlns:w16sdtfl="http://schemas.microsoft.com/office/word/2024/wordml/sdtformatlock" xmlns:w16se="http://schemas.microsoft.com/office/word/2015/wordml/symex" xmlns:wpg="http://schemas.microsoft.com/office/word/2010/wordprocessingGroup" xmlns:wpi="http://schemas.microsoft.com/office/word/2010/wordprocessingInk" xmlns:wne="http://schemas.microsoft.com/office/word/2006/wordml" xmlns:wps="http://schemas.microsoft.com/office/word/2010/wordprocessingShape" mc:Ignorable="w14 w15 w16se w16cid w16 w16cex w16sdtdh w16sdtfl w16du wp14">
   <w:endnote w:type="separator" w:id="-1">
     <w:p>
       <w:r>
@@ -535,7 +505,7 @@
 </file>
 
 <file path=word/footnotes.xml><?xml version="1.0" encoding="utf-8"?>
-<w:footnotes xmlns:wpc="http://schemas.microsoft.com/office/word/2010/wordprocessingCanvas" xmlns:cx="http://schemas.microsoft.com/office/drawing/2014/chartex" xmlns:cx1="http://schemas.microsoft.com/office/drawing/2015/9/8/chartex" xmlns:cx2="http://schemas.microsoft.com/office/drawing/2015/10/21/chartex" xmlns:cx3="http://schemas.microsoft.com/office/drawing/2016/5/9/chartex" xmlns:cx4="http://schemas.microsoft.com/office/drawing/2016/5/10/chartex" xmlns:cx5="http://schemas.microsoft.com/office/drawing/2016/5/11/chartex" xmlns:cx6="http://schemas.microsoft.com/office/drawing/2016/5/12/chartex" xmlns:cx7="http://schemas.microsoft.com/office/drawing/2016/5/13/chartex" xmlns:cx8="http://schemas.microsoft.com/office/drawing/2016/5/14/chartex" xmlns:mc="http://schemas.openxmlformats.org/markup-compatibility/2006" xmlns:aink="http://schemas.microsoft.com/office/drawing/2016/ink" xmlns:am3d="http://schemas.microsoft.com/office/drawing/2017/model3d" xmlns:o="urn:schemas-microsoft-com:office:office" xmlns:oel="http://schemas.microsoft.com/office/2019/extlst" xmlns:r="http://schemas.openxmlformats.org/officeDocument/2006/relationships" xmlns:m="http://schemas.openxmlformats.org/officeDocument/2006/math" xmlns:v="urn:schemas-microsoft-com:vml" xmlns:wp14="http://schemas.microsoft.com/office/word/2010/wordprocessingDrawing" xmlns:wp="http://schemas.openxmlformats.org/drawingml/2006/wordprocessingDrawing" xmlns:w10="urn:schemas-microsoft-com:office:word" xmlns:w="http://schemas.openxmlformats.org/wordprocessingml/2006/main" xmlns:w14="http://schemas.microsoft.com/office/word/2010/wordml" xmlns:w15="http://schemas.microsoft.com/office/word/2012/wordml" xmlns:w16cex="http://schemas.microsoft.com/office/word/2018/wordml/cex" xmlns:w16cid="http://schemas.microsoft.com/office/word/2016/wordml/cid" xmlns:w16="http://schemas.microsoft.com/office/word/2018/wordml" xmlns:w16sdtdh="http://schemas.microsoft.com/office/word/2020/wordml/sdtdatahash" xmlns:w16se="http://schemas.microsoft.com/office/word/2015/wordml/symex" xmlns:wpg="http://schemas.microsoft.com/office/word/2010/wordprocessingGroup" xmlns:wpi="http://schemas.microsoft.com/office/word/2010/wordprocessingInk" xmlns:wne="http://schemas.microsoft.com/office/word/2006/wordml" xmlns:wps="http://schemas.microsoft.com/office/word/2010/wordprocessingShape" mc:Ignorable="w14 w15 w16se w16cid w16 w16cex w16sdtdh wp14">
+<w:footnotes xmlns:wpc="http://schemas.microsoft.com/office/word/2010/wordprocessingCanvas" xmlns:cx="http://schemas.microsoft.com/office/drawing/2014/chartex" xmlns:cx1="http://schemas.microsoft.com/office/drawing/2015/9/8/chartex" xmlns:cx2="http://schemas.microsoft.com/office/drawing/2015/10/21/chartex" xmlns:cx3="http://schemas.microsoft.com/office/drawing/2016/5/9/chartex" xmlns:cx4="http://schemas.microsoft.com/office/drawing/2016/5/10/chartex" xmlns:cx5="http://schemas.microsoft.com/office/drawing/2016/5/11/chartex" xmlns:cx6="http://schemas.microsoft.com/office/drawing/2016/5/12/chartex" xmlns:cx7="http://schemas.microsoft.com/office/drawing/2016/5/13/chartex" xmlns:cx8="http://schemas.microsoft.com/office/drawing/2016/5/14/chartex" xmlns:mc="http://schemas.openxmlformats.org/markup-compatibility/2006" xmlns:aink="http://schemas.microsoft.com/office/drawing/2016/ink" xmlns:am3d="http://schemas.microsoft.com/office/drawing/2017/model3d" xmlns:o="urn:schemas-microsoft-com:office:office" xmlns:oel="http://schemas.microsoft.com/office/2019/extlst" xmlns:r="http://schemas.openxmlformats.org/officeDocument/2006/relationships" xmlns:m="http://schemas.openxmlformats.org/officeDocument/2006/math" xmlns:v="urn:schemas-microsoft-com:vml" xmlns:wp14="http://schemas.microsoft.com/office/word/2010/wordprocessingDrawing" xmlns:wp="http://schemas.openxmlformats.org/drawingml/2006/wordprocessingDrawing" xmlns:w10="urn:schemas-microsoft-com:office:word" xmlns:w="http://schemas.openxmlformats.org/wordprocessingml/2006/main" xmlns:w14="http://schemas.microsoft.com/office/word/2010/wordml" xmlns:w15="http://schemas.microsoft.com/office/word/2012/wordml" xmlns:w16cex="http://schemas.microsoft.com/office/word/2018/wordml/cex" xmlns:w16cid="http://schemas.microsoft.com/office/word/2016/wordml/cid" xmlns:w16="http://schemas.microsoft.com/office/word/2018/wordml" xmlns:w16du="http://schemas.microsoft.com/office/word/2023/wordml/word16du" xmlns:w16sdtdh="http://schemas.microsoft.com/office/word/2020/wordml/sdtdatahash" xmlns:w16sdtfl="http://schemas.microsoft.com/office/word/2024/wordml/sdtformatlock" xmlns:w16se="http://schemas.microsoft.com/office/word/2015/wordml/symex" xmlns:wpg="http://schemas.microsoft.com/office/word/2010/wordprocessingGroup" xmlns:wpi="http://schemas.microsoft.com/office/word/2010/wordprocessingInk" xmlns:wne="http://schemas.microsoft.com/office/word/2006/wordml" xmlns:wps="http://schemas.microsoft.com/office/word/2010/wordprocessingShape" mc:Ignorable="w14 w15 w16se w16cid w16 w16cex w16sdtdh w16sdtfl w16du wp14">
   <w:footnote w:type="separator" w:id="-1">
     <w:p>
       <w:r>
@@ -554,7 +524,7 @@
 </file>
 
 <file path=word/header1.xml><?xml version="1.0" encoding="utf-8"?>
-<w:hdr xmlns:wpc="http://schemas.microsoft.com/office/word/2010/wordprocessingCanvas" xmlns:cx="http://schemas.microsoft.com/office/drawing/2014/chartex" xmlns:cx1="http://schemas.microsoft.com/office/drawing/2015/9/8/chartex" xmlns:cx2="http://schemas.microsoft.com/office/drawing/2015/10/21/chartex" xmlns:cx3="http://schemas.microsoft.com/office/drawing/2016/5/9/chartex" xmlns:cx4="http://schemas.microsoft.com/office/drawing/2016/5/10/chartex" xmlns:cx5="http://schemas.microsoft.com/office/drawing/2016/5/11/chartex" xmlns:cx6="http://schemas.microsoft.com/office/drawing/2016/5/12/chartex" xmlns:cx7="http://schemas.microsoft.com/office/drawing/2016/5/13/chartex" xmlns:cx8="http://schemas.microsoft.com/office/drawing/2016/5/14/chartex" xmlns:mc="http://schemas.openxmlformats.org/markup-compatibility/2006" xmlns:aink="http://schemas.microsoft.com/office/drawing/2016/ink" xmlns:am3d="http://schemas.microsoft.com/office/drawing/2017/model3d" xmlns:o="urn:schemas-microsoft-com:office:office" xmlns:oel="http://schemas.microsoft.com/office/2019/extlst" xmlns:r="http://schemas.openxmlformats.org/officeDocument/2006/relationships" xmlns:m="http://schemas.openxmlformats.org/officeDocument/2006/math" xmlns:v="urn:schemas-microsoft-com:vml" xmlns:wp14="http://schemas.microsoft.com/office/word/2010/wordprocessingDrawing" xmlns:wp="http://schemas.openxmlformats.org/drawingml/2006/wordprocessingDrawing" xmlns:w10="urn:schemas-microsoft-com:office:word" xmlns:w="http://schemas.openxmlformats.org/wordprocessingml/2006/main" xmlns:w14="http://schemas.microsoft.com/office/word/2010/wordml" xmlns:w15="http://schemas.microsoft.com/office/word/2012/wordml" xmlns:w16cex="http://schemas.microsoft.com/office/word/2018/wordml/cex" xmlns:w16cid="http://schemas.microsoft.com/office/word/2016/wordml/cid" xmlns:w16="http://schemas.microsoft.com/office/word/2018/wordml" xmlns:w16sdtdh="http://schemas.microsoft.com/office/word/2020/wordml/sdtdatahash" xmlns:w16se="http://schemas.microsoft.com/office/word/2015/wordml/symex" xmlns:wpg="http://schemas.microsoft.com/office/word/2010/wordprocessingGroup" xmlns:wpi="http://schemas.microsoft.com/office/word/2010/wordprocessingInk" xmlns:wne="http://schemas.microsoft.com/office/word/2006/wordml" xmlns:wps="http://schemas.microsoft.com/office/word/2010/wordprocessingShape" mc:Ignorable="w14 w15 w16se w16cid w16 w16cex w16sdtdh wp14">
+<w:hdr xmlns:wpc="http://schemas.microsoft.com/office/word/2010/wordprocessingCanvas" xmlns:cx="http://schemas.microsoft.com/office/drawing/2014/chartex" xmlns:cx1="http://schemas.microsoft.com/office/drawing/2015/9/8/chartex" xmlns:cx2="http://schemas.microsoft.com/office/drawing/2015/10/21/chartex" xmlns:cx3="http://schemas.microsoft.com/office/drawing/2016/5/9/chartex" xmlns:cx4="http://schemas.microsoft.com/office/drawing/2016/5/10/chartex" xmlns:cx5="http://schemas.microsoft.com/office/drawing/2016/5/11/chartex" xmlns:cx6="http://schemas.microsoft.com/office/drawing/2016/5/12/chartex" xmlns:cx7="http://schemas.microsoft.com/office/drawing/2016/5/13/chartex" xmlns:cx8="http://schemas.microsoft.com/office/drawing/2016/5/14/chartex" xmlns:mc="http://schemas.openxmlformats.org/markup-compatibility/2006" xmlns:aink="http://schemas.microsoft.com/office/drawing/2016/ink" xmlns:am3d="http://schemas.microsoft.com/office/drawing/2017/model3d" xmlns:o="urn:schemas-microsoft-com:office:office" xmlns:oel="http://schemas.microsoft.com/office/2019/extlst" xmlns:r="http://schemas.openxmlformats.org/officeDocument/2006/relationships" xmlns:m="http://schemas.openxmlformats.org/officeDocument/2006/math" xmlns:v="urn:schemas-microsoft-com:vml" xmlns:wp14="http://schemas.microsoft.com/office/word/2010/wordprocessingDrawing" xmlns:wp="http://schemas.openxmlformats.org/drawingml/2006/wordprocessingDrawing" xmlns:w10="urn:schemas-microsoft-com:office:word" xmlns:w="http://schemas.openxmlformats.org/wordprocessingml/2006/main" xmlns:w14="http://schemas.microsoft.com/office/word/2010/wordml" xmlns:w15="http://schemas.microsoft.com/office/word/2012/wordml" xmlns:w16cex="http://schemas.microsoft.com/office/word/2018/wordml/cex" xmlns:w16cid="http://schemas.microsoft.com/office/word/2016/wordml/cid" xmlns:w16="http://schemas.microsoft.com/office/word/2018/wordml" xmlns:w16du="http://schemas.microsoft.com/office/word/2023/wordml/word16du" xmlns:w16sdtdh="http://schemas.microsoft.com/office/word/2020/wordml/sdtdatahash" xmlns:w16sdtfl="http://schemas.microsoft.com/office/word/2024/wordml/sdtformatlock" xmlns:w16se="http://schemas.microsoft.com/office/word/2015/wordml/symex" xmlns:wpg="http://schemas.microsoft.com/office/word/2010/wordprocessingGroup" xmlns:wpi="http://schemas.microsoft.com/office/word/2010/wordprocessingInk" xmlns:wne="http://schemas.microsoft.com/office/word/2006/wordml" xmlns:wps="http://schemas.microsoft.com/office/word/2010/wordprocessingShape" mc:Ignorable="w14 w15 w16se w16cid w16 w16cex w16sdtdh w16sdtfl w16du wp14">
   <w:p>
     <w:pPr>
       <w:pStyle w:val="Header"/>
@@ -648,7 +618,7 @@
 </file>
 
 <file path=word/header2.xml><?xml version="1.0" encoding="utf-8"?>
-<w:hdr xmlns:wpc="http://schemas.microsoft.com/office/word/2010/wordprocessingCanvas" xmlns:cx="http://schemas.microsoft.com/office/drawing/2014/chartex" xmlns:cx1="http://schemas.microsoft.com/office/drawing/2015/9/8/chartex" xmlns:cx2="http://schemas.microsoft.com/office/drawing/2015/10/21/chartex" xmlns:cx3="http://schemas.microsoft.com/office/drawing/2016/5/9/chartex" xmlns:cx4="http://schemas.microsoft.com/office/drawing/2016/5/10/chartex" xmlns:cx5="http://schemas.microsoft.com/office/drawing/2016/5/11/chartex" xmlns:cx6="http://schemas.microsoft.com/office/drawing/2016/5/12/chartex" xmlns:cx7="http://schemas.microsoft.com/office/drawing/2016/5/13/chartex" xmlns:cx8="http://schemas.microsoft.com/office/drawing/2016/5/14/chartex" xmlns:mc="http://schemas.openxmlformats.org/markup-compatibility/2006" xmlns:aink="http://schemas.microsoft.com/office/drawing/2016/ink" xmlns:am3d="http://schemas.microsoft.com/office/drawing/2017/model3d" xmlns:o="urn:schemas-microsoft-com:office:office" xmlns:oel="http://schemas.microsoft.com/office/2019/extlst" xmlns:r="http://schemas.openxmlformats.org/officeDocument/2006/relationships" xmlns:m="http://schemas.openxmlformats.org/officeDocument/2006/math" xmlns:v="urn:schemas-microsoft-com:vml" xmlns:wp14="http://schemas.microsoft.com/office/word/2010/wordprocessingDrawing" xmlns:wp="http://schemas.openxmlformats.org/drawingml/2006/wordprocessingDrawing" xmlns:w10="urn:schemas-microsoft-com:office:word" xmlns:w="http://schemas.openxmlformats.org/wordprocessingml/2006/main" xmlns:w14="http://schemas.microsoft.com/office/word/2010/wordml" xmlns:w15="http://schemas.microsoft.com/office/word/2012/wordml" xmlns:w16cex="http://schemas.microsoft.com/office/word/2018/wordml/cex" xmlns:w16cid="http://schemas.microsoft.com/office/word/2016/wordml/cid" xmlns:w16="http://schemas.microsoft.com/office/word/2018/wordml" xmlns:w16sdtdh="http://schemas.microsoft.com/office/word/2020/wordml/sdtdatahash" xmlns:w16se="http://schemas.microsoft.com/office/word/2015/wordml/symex" xmlns:wpg="http://schemas.microsoft.com/office/word/2010/wordprocessingGroup" xmlns:wpi="http://schemas.microsoft.com/office/word/2010/wordprocessingInk" xmlns:wne="http://schemas.microsoft.com/office/word/2006/wordml" xmlns:wps="http://schemas.microsoft.com/office/word/2010/wordprocessingShape" mc:Ignorable="w14 w15 w16se w16cid w16 w16cex w16sdtdh wp14">
+<w:hdr xmlns:wpc="http://schemas.microsoft.com/office/word/2010/wordprocessingCanvas" xmlns:cx="http://schemas.microsoft.com/office/drawing/2014/chartex" xmlns:cx1="http://schemas.microsoft.com/office/drawing/2015/9/8/chartex" xmlns:cx2="http://schemas.microsoft.com/office/drawing/2015/10/21/chartex" xmlns:cx3="http://schemas.microsoft.com/office/drawing/2016/5/9/chartex" xmlns:cx4="http://schemas.microsoft.com/office/drawing/2016/5/10/chartex" xmlns:cx5="http://schemas.microsoft.com/office/drawing/2016/5/11/chartex" xmlns:cx6="http://schemas.microsoft.com/office/drawing/2016/5/12/chartex" xmlns:cx7="http://schemas.microsoft.com/office/drawing/2016/5/13/chartex" xmlns:cx8="http://schemas.microsoft.com/office/drawing/2016/5/14/chartex" xmlns:mc="http://schemas.openxmlformats.org/markup-compatibility/2006" xmlns:aink="http://schemas.microsoft.com/office/drawing/2016/ink" xmlns:am3d="http://schemas.microsoft.com/office/drawing/2017/model3d" xmlns:o="urn:schemas-microsoft-com:office:office" xmlns:oel="http://schemas.microsoft.com/office/2019/extlst" xmlns:r="http://schemas.openxmlformats.org/officeDocument/2006/relationships" xmlns:m="http://schemas.openxmlformats.org/officeDocument/2006/math" xmlns:v="urn:schemas-microsoft-com:vml" xmlns:wp14="http://schemas.microsoft.com/office/word/2010/wordprocessingDrawing" xmlns:wp="http://schemas.openxmlformats.org/drawingml/2006/wordprocessingDrawing" xmlns:w10="urn:schemas-microsoft-com:office:word" xmlns:w="http://schemas.openxmlformats.org/wordprocessingml/2006/main" xmlns:w14="http://schemas.microsoft.com/office/word/2010/wordml" xmlns:w15="http://schemas.microsoft.com/office/word/2012/wordml" xmlns:w16cex="http://schemas.microsoft.com/office/word/2018/wordml/cex" xmlns:w16cid="http://schemas.microsoft.com/office/word/2016/wordml/cid" xmlns:w16="http://schemas.microsoft.com/office/word/2018/wordml" xmlns:w16du="http://schemas.microsoft.com/office/word/2023/wordml/word16du" xmlns:w16sdtdh="http://schemas.microsoft.com/office/word/2020/wordml/sdtdatahash" xmlns:w16sdtfl="http://schemas.microsoft.com/office/word/2024/wordml/sdtformatlock" xmlns:w16se="http://schemas.microsoft.com/office/word/2015/wordml/symex" xmlns:wpg="http://schemas.microsoft.com/office/word/2010/wordprocessingGroup" xmlns:wpi="http://schemas.microsoft.com/office/word/2010/wordprocessingInk" xmlns:wne="http://schemas.microsoft.com/office/word/2006/wordml" xmlns:wps="http://schemas.microsoft.com/office/word/2010/wordprocessingShape" mc:Ignorable="w14 w15 w16se w16cid w16 w16cex w16sdtdh w16sdtfl w16du wp14">
   <w:p>
     <w:pPr>
       <w:spacing w:line="240" w:lineRule="exact"/>
@@ -658,13 +628,13 @@
 </file>
 
 <file path=word/header3.xml><?xml version="1.0" encoding="utf-8"?>
-<w:hdr xmlns:wpc="http://schemas.microsoft.com/office/word/2010/wordprocessingCanvas" xmlns:cx="http://schemas.microsoft.com/office/drawing/2014/chartex" xmlns:cx1="http://schemas.microsoft.com/office/drawing/2015/9/8/chartex" xmlns:cx2="http://schemas.microsoft.com/office/drawing/2015/10/21/chartex" xmlns:cx3="http://schemas.microsoft.com/office/drawing/2016/5/9/chartex" xmlns:cx4="http://schemas.microsoft.com/office/drawing/2016/5/10/chartex" xmlns:cx5="http://schemas.microsoft.com/office/drawing/2016/5/11/chartex" xmlns:cx6="http://schemas.microsoft.com/office/drawing/2016/5/12/chartex" xmlns:cx7="http://schemas.microsoft.com/office/drawing/2016/5/13/chartex" xmlns:cx8="http://schemas.microsoft.com/office/drawing/2016/5/14/chartex" xmlns:mc="http://schemas.openxmlformats.org/markup-compatibility/2006" xmlns:aink="http://schemas.microsoft.com/office/drawing/2016/ink" xmlns:am3d="http://schemas.microsoft.com/office/drawing/2017/model3d" xmlns:o="urn:schemas-microsoft-com:office:office" xmlns:oel="http://schemas.microsoft.com/office/2019/extlst" xmlns:r="http://schemas.openxmlformats.org/officeDocument/2006/relationships" xmlns:m="http://schemas.openxmlformats.org/officeDocument/2006/math" xmlns:v="urn:schemas-microsoft-com:vml" xmlns:wp14="http://schemas.microsoft.com/office/word/2010/wordprocessingDrawing" xmlns:wp="http://schemas.openxmlformats.org/drawingml/2006/wordprocessingDrawing" xmlns:w10="urn:schemas-microsoft-com:office:word" xmlns:w="http://schemas.openxmlformats.org/wordprocessingml/2006/main" xmlns:w14="http://schemas.microsoft.com/office/word/2010/wordml" xmlns:w15="http://schemas.microsoft.com/office/word/2012/wordml" xmlns:w16cex="http://schemas.microsoft.com/office/word/2018/wordml/cex" xmlns:w16cid="http://schemas.microsoft.com/office/word/2016/wordml/cid" xmlns:w16="http://schemas.microsoft.com/office/word/2018/wordml" xmlns:w16sdtdh="http://schemas.microsoft.com/office/word/2020/wordml/sdtdatahash" xmlns:w16se="http://schemas.microsoft.com/office/word/2015/wordml/symex" xmlns:wpg="http://schemas.microsoft.com/office/word/2010/wordprocessingGroup" xmlns:wpi="http://schemas.microsoft.com/office/word/2010/wordprocessingInk" xmlns:wne="http://schemas.microsoft.com/office/word/2006/wordml" xmlns:wps="http://schemas.microsoft.com/office/word/2010/wordprocessingShape" mc:Ignorable="w14 w15 w16se w16cid w16 w16cex w16sdtdh wp14">
+<w:hdr xmlns:wpc="http://schemas.microsoft.com/office/word/2010/wordprocessingCanvas" xmlns:cx="http://schemas.microsoft.com/office/drawing/2014/chartex" xmlns:cx1="http://schemas.microsoft.com/office/drawing/2015/9/8/chartex" xmlns:cx2="http://schemas.microsoft.com/office/drawing/2015/10/21/chartex" xmlns:cx3="http://schemas.microsoft.com/office/drawing/2016/5/9/chartex" xmlns:cx4="http://schemas.microsoft.com/office/drawing/2016/5/10/chartex" xmlns:cx5="http://schemas.microsoft.com/office/drawing/2016/5/11/chartex" xmlns:cx6="http://schemas.microsoft.com/office/drawing/2016/5/12/chartex" xmlns:cx7="http://schemas.microsoft.com/office/drawing/2016/5/13/chartex" xmlns:cx8="http://schemas.microsoft.com/office/drawing/2016/5/14/chartex" xmlns:mc="http://schemas.openxmlformats.org/markup-compatibility/2006" xmlns:aink="http://schemas.microsoft.com/office/drawing/2016/ink" xmlns:am3d="http://schemas.microsoft.com/office/drawing/2017/model3d" xmlns:o="urn:schemas-microsoft-com:office:office" xmlns:oel="http://schemas.microsoft.com/office/2019/extlst" xmlns:r="http://schemas.openxmlformats.org/officeDocument/2006/relationships" xmlns:m="http://schemas.openxmlformats.org/officeDocument/2006/math" xmlns:v="urn:schemas-microsoft-com:vml" xmlns:wp14="http://schemas.microsoft.com/office/word/2010/wordprocessingDrawing" xmlns:wp="http://schemas.openxmlformats.org/drawingml/2006/wordprocessingDrawing" xmlns:w10="urn:schemas-microsoft-com:office:word" xmlns:w="http://schemas.openxmlformats.org/wordprocessingml/2006/main" xmlns:w14="http://schemas.microsoft.com/office/word/2010/wordml" xmlns:w15="http://schemas.microsoft.com/office/word/2012/wordml" xmlns:w16cex="http://schemas.microsoft.com/office/word/2018/wordml/cex" xmlns:w16cid="http://schemas.microsoft.com/office/word/2016/wordml/cid" xmlns:w16="http://schemas.microsoft.com/office/word/2018/wordml" xmlns:w16du="http://schemas.microsoft.com/office/word/2023/wordml/word16du" xmlns:w16sdtdh="http://schemas.microsoft.com/office/word/2020/wordml/sdtdatahash" xmlns:w16sdtfl="http://schemas.microsoft.com/office/word/2024/wordml/sdtformatlock" xmlns:w16se="http://schemas.microsoft.com/office/word/2015/wordml/symex" xmlns:wpg="http://schemas.microsoft.com/office/word/2010/wordprocessingGroup" xmlns:wpi="http://schemas.microsoft.com/office/word/2010/wordprocessingInk" xmlns:wne="http://schemas.microsoft.com/office/word/2006/wordml" xmlns:wps="http://schemas.microsoft.com/office/word/2010/wordprocessingShape" mc:Ignorable="w14 w15 w16se w16cid w16 w16cex w16sdtdh w16sdtfl w16du wp14">
   <w:p/>
 </w:hdr>
 </file>
 
 <file path=word/numbering.xml><?xml version="1.0" encoding="utf-8"?>
-<w:numbering xmlns:wpc="http://schemas.microsoft.com/office/word/2010/wordprocessingCanvas" xmlns:cx="http://schemas.microsoft.com/office/drawing/2014/chartex" xmlns:cx1="http://schemas.microsoft.com/office/drawing/2015/9/8/chartex" xmlns:cx2="http://schemas.microsoft.com/office/drawing/2015/10/21/chartex" xmlns:cx3="http://schemas.microsoft.com/office/drawing/2016/5/9/chartex" xmlns:cx4="http://schemas.microsoft.com/office/drawing/2016/5/10/chartex" xmlns:cx5="http://schemas.microsoft.com/office/drawing/2016/5/11/chartex" xmlns:cx6="http://schemas.microsoft.com/office/drawing/2016/5/12/chartex" xmlns:cx7="http://schemas.microsoft.com/office/drawing/2016/5/13/chartex" xmlns:cx8="http://schemas.microsoft.com/office/drawing/2016/5/14/chartex" xmlns:mc="http://schemas.openxmlformats.org/markup-compatibility/2006" xmlns:aink="http://schemas.microsoft.com/office/drawing/2016/ink" xmlns:am3d="http://schemas.microsoft.com/office/drawing/2017/model3d" xmlns:o="urn:schemas-microsoft-com:office:office" xmlns:oel="http://schemas.microsoft.com/office/2019/extlst" xmlns:r="http://schemas.openxmlformats.org/officeDocument/2006/relationships" xmlns:m="http://schemas.openxmlformats.org/officeDocument/2006/math" xmlns:v="urn:schemas-microsoft-com:vml" xmlns:wp14="http://schemas.microsoft.com/office/word/2010/wordprocessingDrawing" xmlns:wp="http://schemas.openxmlformats.org/drawingml/2006/wordprocessingDrawing" xmlns:w10="urn:schemas-microsoft-com:office:word" xmlns:w="http://schemas.openxmlformats.org/wordprocessingml/2006/main" xmlns:w14="http://schemas.microsoft.com/office/word/2010/wordml" xmlns:w15="http://schemas.microsoft.com/office/word/2012/wordml" xmlns:w16cex="http://schemas.microsoft.com/office/word/2018/wordml/cex" xmlns:w16cid="http://schemas.microsoft.com/office/word/2016/wordml/cid" xmlns:w16="http://schemas.microsoft.com/office/word/2018/wordml" xmlns:w16sdtdh="http://schemas.microsoft.com/office/word/2020/wordml/sdtdatahash" xmlns:w16se="http://schemas.microsoft.com/office/word/2015/wordml/symex" xmlns:wpg="http://schemas.microsoft.com/office/word/2010/wordprocessingGroup" xmlns:wpi="http://schemas.microsoft.com/office/word/2010/wordprocessingInk" xmlns:wne="http://schemas.microsoft.com/office/word/2006/wordml" xmlns:wps="http://schemas.microsoft.com/office/word/2010/wordprocessingShape" mc:Ignorable="w14 w15 w16se w16cid w16 w16cex w16sdtdh wp14">
+<w:numbering xmlns:wpc="http://schemas.microsoft.com/office/word/2010/wordprocessingCanvas" xmlns:cx="http://schemas.microsoft.com/office/drawing/2014/chartex" xmlns:cx1="http://schemas.microsoft.com/office/drawing/2015/9/8/chartex" xmlns:cx2="http://schemas.microsoft.com/office/drawing/2015/10/21/chartex" xmlns:cx3="http://schemas.microsoft.com/office/drawing/2016/5/9/chartex" xmlns:cx4="http://schemas.microsoft.com/office/drawing/2016/5/10/chartex" xmlns:cx5="http://schemas.microsoft.com/office/drawing/2016/5/11/chartex" xmlns:cx6="http://schemas.microsoft.com/office/drawing/2016/5/12/chartex" xmlns:cx7="http://schemas.microsoft.com/office/drawing/2016/5/13/chartex" xmlns:cx8="http://schemas.microsoft.com/office/drawing/2016/5/14/chartex" xmlns:mc="http://schemas.openxmlformats.org/markup-compatibility/2006" xmlns:aink="http://schemas.microsoft.com/office/drawing/2016/ink" xmlns:am3d="http://schemas.microsoft.com/office/drawing/2017/model3d" xmlns:o="urn:schemas-microsoft-com:office:office" xmlns:oel="http://schemas.microsoft.com/office/2019/extlst" xmlns:r="http://schemas.openxmlformats.org/officeDocument/2006/relationships" xmlns:m="http://schemas.openxmlformats.org/officeDocument/2006/math" xmlns:v="urn:schemas-microsoft-com:vml" xmlns:wp14="http://schemas.microsoft.com/office/word/2010/wordprocessingDrawing" xmlns:wp="http://schemas.openxmlformats.org/drawingml/2006/wordprocessingDrawing" xmlns:w10="urn:schemas-microsoft-com:office:word" xmlns:w="http://schemas.openxmlformats.org/wordprocessingml/2006/main" xmlns:w14="http://schemas.microsoft.com/office/word/2010/wordml" xmlns:w15="http://schemas.microsoft.com/office/word/2012/wordml" xmlns:w16cex="http://schemas.microsoft.com/office/word/2018/wordml/cex" xmlns:w16cid="http://schemas.microsoft.com/office/word/2016/wordml/cid" xmlns:w16="http://schemas.microsoft.com/office/word/2018/wordml" xmlns:w16du="http://schemas.microsoft.com/office/word/2023/wordml/word16du" xmlns:w16sdtdh="http://schemas.microsoft.com/office/word/2020/wordml/sdtdatahash" xmlns:w16sdtfl="http://schemas.microsoft.com/office/word/2024/wordml/sdtformatlock" xmlns:w16se="http://schemas.microsoft.com/office/word/2015/wordml/symex" xmlns:wpg="http://schemas.microsoft.com/office/word/2010/wordprocessingGroup" xmlns:wpi="http://schemas.microsoft.com/office/word/2010/wordprocessingInk" xmlns:wne="http://schemas.microsoft.com/office/word/2006/wordml" xmlns:wps="http://schemas.microsoft.com/office/word/2010/wordprocessingShape" mc:Ignorable="w14 w15 w16se w16cid w16 w16cex w16sdtdh w16sdtfl w16du wp14">
   <w:abstractNum w:abstractNumId="0" w15:restartNumberingAfterBreak="0">
     <w:nsid w:val="161C5E13"/>
     <w:multiLevelType w:val="hybridMultilevel"/>
@@ -812,7 +782,7 @@
 </file>
 
 <file path=word/styles.xml><?xml version="1.0" encoding="utf-8"?>
-<w:styles xmlns:mc="http://schemas.openxmlformats.org/markup-compatibility/2006" xmlns:r="http://schemas.openxmlformats.org/officeDocument/2006/relationships" xmlns:w="http://schemas.openxmlformats.org/wordprocessingml/2006/main" xmlns:w14="http://schemas.microsoft.com/office/word/2010/wordml" xmlns:w15="http://schemas.microsoft.com/office/word/2012/wordml" xmlns:w16cex="http://schemas.microsoft.com/office/word/2018/wordml/cex" xmlns:w16cid="http://schemas.microsoft.com/office/word/2016/wordml/cid" xmlns:w16="http://schemas.microsoft.com/office/word/2018/wordml" xmlns:w16sdtdh="http://schemas.microsoft.com/office/word/2020/wordml/sdtdatahash" xmlns:w16se="http://schemas.microsoft.com/office/word/2015/wordml/symex" mc:Ignorable="w14 w15 w16se w16cid w16 w16cex w16sdtdh">
+<w:styles xmlns:mc="http://schemas.openxmlformats.org/markup-compatibility/2006" xmlns:r="http://schemas.openxmlformats.org/officeDocument/2006/relationships" xmlns:w="http://schemas.openxmlformats.org/wordprocessingml/2006/main" xmlns:w14="http://schemas.microsoft.com/office/word/2010/wordml" xmlns:w15="http://schemas.microsoft.com/office/word/2012/wordml" xmlns:w16cex="http://schemas.microsoft.com/office/word/2018/wordml/cex" xmlns:w16cid="http://schemas.microsoft.com/office/word/2016/wordml/cid" xmlns:w16="http://schemas.microsoft.com/office/word/2018/wordml" xmlns:w16du="http://schemas.microsoft.com/office/word/2023/wordml/word16du" xmlns:w16sdtdh="http://schemas.microsoft.com/office/word/2020/wordml/sdtdatahash" xmlns:w16sdtfl="http://schemas.microsoft.com/office/word/2024/wordml/sdtformatlock" xmlns:w16se="http://schemas.microsoft.com/office/word/2015/wordml/symex" mc:Ignorable="w14 w15 w16se w16cid w16 w16cex w16sdtdh w16sdtfl w16du">
   <w:docDefaults>
     <w:rPrDefault>
       <w:rPr>
